--- a/Законы/Законопроекты/ACT. 002 — Пояснительная записка.docx
+++ b/Законы/Законопроекты/ACT. 002 — Пояснительная записка.docx
@@ -11,12 +11,12 @@
           <w:b/>
           <w:sz w:val="28"/>
         </w:rPr>
-        <w:t>Пояснительная записка к законопроекту ACT. 002 «О внесении изменений в закон «О системе ордеров», закон «О неприкосновенности» и Конституционный закон «Об ОГП»</w:t>
+        <w:t>Пояснительная записка к законопроекту ACT. 002 «О внесении изменений в закон «О системе ордеров», закон «О неприкосновенности», Конституционный закон об ОГП и Конституционный закон о Сенате»</w:t>
       </w:r>
     </w:p>
     <w:p>
       <w:r>
-        <w:t>Три закона описывают одну и ту же цепочку действий — получение ордера, задержание и приостановление неприкосновенности — но используют разные термины и разные перечни лиц. Законопроект приводит их к единому знаменателю. По каждой правке ниже: что изменено, почему, пример.</w:t>
+        <w:t>Формат: по каждой статье — что было и что стало, почему (со ссылками на конфликтующие нормы) и пример из игровой практики. Обозначения органов — по новой статье 2.1 ПК (ACT. 001).</w:t>
       </w:r>
     </w:p>
     <w:p>
@@ -24,22 +24,22 @@
         <w:rPr>
           <w:b/>
         </w:rPr>
-        <w:t>Статья 6 закона «О системе ордеров» (виды ордеров)</w:t>
+        <w:t>Статья 6 закона «О системе ордеров» — виды ордеров</w:t>
       </w:r>
     </w:p>
     <w:p>
       <w:r>
-        <w:t>Что изменено: (1) введён новый вид ордера Search Warrant (SW) — на обыск помещения, участка или транспорта вне места задержания; (2) ордер DT (привод) теперь авторизуют Генеральный прокурор, его заместители, старшие прокуроры и суд — как и все прочие ордера по Конституционному закону об ОГП, а не любые «служащие Офиса»; (3) в перечне исполнителей ордера SE несуществующий «LSSD» заменён на LSCSD.</w:t>
+        <w:t>Было → стало: (1) ордер DT (привод) авторизуют Генеральный прокурор, его заместители, старшие прокуроры и суд — а не любые «служащие Офиса»; (2) в ордерах AR и AC прямо указано, что территория рейда/оцепления может включать жилое или нежилое помещение и что допускается его обыск — именно на эти ордера теперь ссылается ст. 4 ПК; (3) исполнитель ордера SE «LSSD» заменён на LSCSD. Новых видов ордеров не вводится.</w:t>
       </w:r>
     </w:p>
     <w:p>
       <w:r>
-        <w:t>Почему: Процессуальный кодекс (статья 4) требует для обыска жилища «судебный ордер» или «ордер Генерального прокурора», но в перечне видов ордеров такого ордера не было — сотрудники оформляли обыски помещений ордерами AR или AC, которые предназначены для рейда и оцепления. По ордеру DT закон противоречил Конституционному закону об ОГП, где право авторизовать ордера закреплено только за Генеральным прокурором, его заместителями и старшими прокурорами.</w:t>
+        <w:t>Почему: по DT закон противоречил Конституционному закону об ОГП (ст. 19 ч. 14: ордера авторизуют только Генеральный прокурор, заместители и старшие прокуроры). По AR/AC — ПК требовал «ордер на обыск», которого нет в списке; уточнение снимает вопрос без нового ордера. «LSSD» — несуществующее название.</w:t>
       </w:r>
     </w:p>
     <w:p>
       <w:r>
-        <w:t>Пример: следователь FIB получил данные о складе оружия в гараже. Раньше он просил «ордер на рейд» (AR), хотя рейд предполагает оцепление и задержание всех находящихся на территории. Теперь он получает ордер SW строго на обыск конкретного гаража.</w:t>
+        <w:t>Пример: у FIB есть данные о складе оружия в гараже. Следователь получает у заместителя Генерального прокурора ордер AC на конкретный адрес с действием «обыск помещения» — это и есть законное основание по ст. 4 ПК.</w:t>
       </w:r>
     </w:p>
     <w:p>
@@ -47,22 +47,22 @@
         <w:rPr>
           <w:b/>
         </w:rPr>
-        <w:t>Статья 7 закона «О системе ордеров» (особый порядок для отдельных должностных лиц)</w:t>
+        <w:t>Статья 7 закона «О системе ордеров» — особый порядок для руководителей</w:t>
       </w:r>
     </w:p>
     <w:p>
       <w:r>
-        <w:t>Что изменено: перечень руководителей, ордер на арест которых выдаёт только Верховный суд, дополнен Директором USSS, руководителем Weazel News и Главой коллегии адвокатов; наименования органов приведены к единым (LSPD, LSCSD, FIB, SANG, EMS); уточнено, что «ордер на арест» — это ордер типа AS.</w:t>
+        <w:t>Было → стало: ордер на арест Директора USSS, Директора WN и Главы Коллегии Адвокатов, как и остальных руководителей, выдаёт только Верховный суд; названия должностей приведены к ст. 2.1 ПК; уточнено, что «ордер на арест» — это ордер AS.</w:t>
       </w:r>
     </w:p>
     <w:p>
       <w:r>
-        <w:t>Почему: закон о неприкосновенности признаёт руководителей USSS, Weazel News и коллегии адвокатов неприкосновенными наравне с руководителями FIB, LSPD, LSCSD, SANG и EMS, но особый порядок ареста на них не распространялся — получалось, что руководителя одного ведомства можно арестовать по ордеру старшего прокурора, а другого — только по решению Верховного суда, без какой-либо логики различия. Термин «ордер на арест» в законе нигде не был привязан к конкретному виду ордера.</w:t>
+        <w:t>Почему: закон о неприкосновенности (ст. 2 ч. 1 «е», «ж») ставит этих руководителей в один ряд с Директором FIB и Шефом LSPD, но особый порядок ареста на них не распространялся — Директора USSS мог арестовать старший прокурор по п. «е», а Директора FIB — только Верховный суд. Различие ничем не обосновано.</w:t>
       </w:r>
     </w:p>
     <w:p>
       <w:r>
-        <w:t>Пример: против Директора USSS собраны материалы дела. По прежнему тексту ордер на его арест мог выдать старший прокурор (пункт «е»), тогда как для Директора FIB требовался Верховный суд. Теперь порядок одинаков для всех руководителей ведомств.</w:t>
+        <w:t>Пример: против Директора WN собраны материалы дела. Ордер AS теперь выдаёт Верховный суд, а не старший прокурор.</w:t>
       </w:r>
     </w:p>
     <w:p>
@@ -70,22 +70,22 @@
         <w:rPr>
           <w:b/>
         </w:rPr>
-        <w:t>Статья 8 закона «О системе ордеров» (обжалование ордеров)</w:t>
+        <w:t>Статья 8 закона «О системе ордеров» — ссылка</w:t>
       </w:r>
     </w:p>
     <w:p>
       <w:r>
-        <w:t>Что изменено: исправлена ссылка — недопустимость доказательств регулируется статьёй 12 ПК, а не статьёй 19 (статья 19 ПК посвящена уведомлению о задержании госслужащего).</w:t>
+        <w:t>Было → стало: ссылка на ст. 19 ПК заменена на ст. 12 ПК.</w:t>
       </w:r>
     </w:p>
     <w:p>
       <w:r>
-        <w:t>Почему: техническая ошибка, из-за которой суду и сторонам приходилось «догадываться», какую норму имел в виду законодатель.</w:t>
+        <w:t>Почему: недопустимость доказательств — ст. 12 ПК; ст. 19 ПК — уведомление о задержании госслужащего.</w:t>
       </w:r>
     </w:p>
     <w:p>
       <w:r>
-        <w:t>Пример: адвокат просит исключить доказательства, полученные по отозванному ордеру, ссылаясь на закон об ордерах; прокурор возражает, что «статья 19 ПК ни о чём таком не говорит». Теперь ссылка верная.</w:t>
+        <w:t>Пример: адвокат просит исключить доказательства по отозванному ордеру; прокурор возражал, что «ст. 19 ПК ни о чём таком не говорит». Теперь ссылка верная.</w:t>
       </w:r>
     </w:p>
     <w:p>
@@ -93,22 +93,22 @@
         <w:rPr>
           <w:b/>
         </w:rPr>
-        <w:t>Статья 6 закона «О неприкосновенности» (приостановление статуса)</w:t>
+        <w:t>Статья 6 закона «О неприкосновенности» — приостановление статуса</w:t>
       </w:r>
     </w:p>
     <w:p>
       <w:r>
-        <w:t>Что изменено: пункт «в» теперь называет правильные виды ордеров. Приостановление статуса связано с ордерами SI (приостановление неприкосновенности) и AS (арест), а ордер RI — это снятие статуса, а не его приостановление.</w:t>
+        <w:t>Было → стало: пункт «в» называет правильные ордера: приостановление статуса — SI или AS на срок их действия; снятие статуса — RI (в примечании).</w:t>
       </w:r>
     </w:p>
     <w:p>
       <w:r>
-        <w:t>Почему: в прежней редакции пункт говорил об «ордере на арест», а примечание к нему — об ордере RI (Removal of Immunity, снятие статуса). Это два разных инструмента с разными последствиями и разными лицами, уполномоченными их выдавать; закон об ордерах отдельно предусматривает ордер SI именно для приостановления. Сотрудники на месте не понимали, какой ордер требовать.</w:t>
+        <w:t>Почему: пункт говорил об «ордере на арест», а примечание к нему — об ордере RI (снятие статуса). Это разные инструменты с разными выдающими лицами (RI — только Губернатор, Вице-губернатор, Генеральный прокурор, заместители, суд); для приостановления закон об ордерах специально ввёл SI (ст. 6 ч. 8).</w:t>
       </w:r>
     </w:p>
     <w:p>
       <w:r>
-        <w:t>Пример: заместитель главы департамента задержан за покушение на убийство. Прокурор выдаёт ордер SI (приостановление статуса) — статус приостановлен на срок ордера; если по итогам дела статус нужно снять полностью, оформляется RI.</w:t>
+        <w:t>Пример: заместитель главы департамента задержан за покушение на убийство. Прокурор выдаёт SI — статус приостановлен на срок ордера; полностью снять статус можно только через RI.</w:t>
       </w:r>
     </w:p>
     <w:p>
@@ -116,22 +116,22 @@
         <w:rPr>
           <w:b/>
         </w:rPr>
-        <w:t>Статья 7 закона «О неприкосновенности» (досмотр, обыск и задержание неприкосновенного лица)</w:t>
+        <w:t>Статья 7 закона «О неприкосновенности» — задержание неприкосновенного лица</w:t>
       </w:r>
     </w:p>
     <w:p>
       <w:r>
-        <w:t>Что изменено: перечислены все случаи, когда неприкосновенное лицо всё-таки можно задержать (угроза жизни; застигнуто при преступлении против жизни; ордер AS/SI/RI или судебный акт); указано, куда доставлять и кого уведомлять (ОГП — по статье 19 ПК, лиц, выдающих ордера SI/AS); установлен предельный срок ожидания ордера — 1 час, после чего лицо освобождается; уточнено, что до ордера AS возможен только первичный обыск (изъятие оружия).</w:t>
+        <w:t>Было → стало: перечислены все случаи, когда неприкосновенного можно задержать (угроза жизни; застигнут при преступлении против жизни; ордер AS/SI/RI или судебный акт); куда везти (участок LSPD/LSCSD, штаб-квартира FIB) и кого уведомлять (ОГП по ст. 19 ПК; лиц, выдающих SI/AS); предельный срок ожидания ордера — 1 час, после чего лицо освобождается; до ордера AS — только первичный обыск (оружие). Проверка документов и требование снять маску досмотром не считаются.</w:t>
       </w:r>
     </w:p>
     <w:p>
       <w:r>
-        <w:t>Почему: часть 1 разрешала задержание только при угрозе жизни, а часть 2 сразу описывала задержание «за преступление против жизни» — статья противоречила сама себе. Не было ни срока ожидания решения, ни ответа, что делать с задержанным, если ордер так и не выдали. Проверка документов и требование снять маску не должны блокироваться статусом неприкосновенности — иначе невозможно даже установить, что перед сотрудником неприкосновенное лицо.</w:t>
+        <w:t>Почему: часть 1 разрешала задержание только при угрозе жизни, а часть 2 сразу описывала задержание «за преступление против жизни» — статья противоречила сама себе; срока ожидания решения не было; без проверки документов невозможно даже установить, что перед сотрудником неприкосновенное лицо.</w:t>
       </w:r>
     </w:p>
     <w:p>
       <w:r>
-        <w:t>Пример: неприкосновенное лицо стреляет по прохожим и задержано. Сотрудник доставляет его в участок, вызывает прокурора, уведомляет Генерального прокурора. Ордер SI выдан через 20 минут — дело продолжается по ПК. Ордера нет через час — лицо освобождается, материалы уходят в ОГП.</w:t>
+        <w:t>Пример: неприкосновенное лицо стреляет по прохожим. Его везут в участок, уведомляют ОГП и Генерального прокурора. Ордер SI выдан через 20 минут — процесс идёт по ПК; ордера нет через час — лицо освобождается, материалы уходят в ОГП.</w:t>
       </w:r>
     </w:p>
     <w:p>
@@ -139,22 +139,22 @@
         <w:rPr>
           <w:b/>
         </w:rPr>
-        <w:t>Статьи 19 и 37 Конституционного закона «Об ОГП» (авторизация ордеров)</w:t>
+        <w:t>Статьи 19 и 37 Конституционного закона об ОГП — авторизация ордеров</w:t>
       </w:r>
     </w:p>
     <w:p>
       <w:r>
-        <w:t>Что изменено: старшим прокурорам дополнительно предоставлено право авторизовать ордер DT (привод), формулировки обеих статей синхронизированы между собой и с законом об ордерах.</w:t>
+        <w:t>Было → стало: старшим прокурорам добавлено право авторизовать DT (привод); обе статьи синхронизированы между собой и с законом об ордерах.</w:t>
       </w:r>
     </w:p>
     <w:p>
       <w:r>
-        <w:t>Почему: закон об ордерах позволял выдавать DT любым «служащим Офиса Генерального прокурора», а Конституционный закон об ОГП — только Генеральному прокурору, его заместителям и старшим прокурорам, причём старшим — только AS и AI. Привод за неявку на допрос — рутинная мера, и ограничивать её выдачу уровнем заместителя Генерального прокурора нецелесообразно; при этом рядовой прокурор или помощник не должен выдавать ордера вовсе.</w:t>
+        <w:t>Почему: закон об ордерах разрешал DT любым «служащим ОГП», Конституционный закон — только Генеральному прокурору, заместителям и старшим прокурорам (последним — лишь AS и AI). Конституционный закон выше, поэтому закон об ордерах приведён к нему (ACT. 002, ст. 6), а привод — рутинная мера, которую логично доверить старшему прокурору.</w:t>
       </w:r>
     </w:p>
     <w:p>
       <w:r>
-        <w:t>Пример: свидетель дважды не явился на допрос к прокурору. Прокурор передаёт материалы старшему прокурору, который авторизует DT; исполняет ордер любой силовой орган.</w:t>
+        <w:t>Пример: свидетель дважды не явился на допрос к прокурору. Старший прокурор авторизует DT, исполняет любой силовой орган.</w:t>
       </w:r>
     </w:p>
     <w:p>
@@ -162,22 +162,45 @@
         <w:rPr>
           <w:b/>
         </w:rPr>
-        <w:t>Статья 40 Конституционного закона «Об ОГП» (гарантии защиты служащего ОГП)</w:t>
+        <w:t>Статья 40 Конституционного закона об ОГП — защита служащего ОГП</w:t>
       </w:r>
     </w:p>
     <w:p>
       <w:r>
-        <w:t>Что изменено: гарантия защиты прокурора изложена по единой формуле, отсылающей к части 4 статьи 19 ПК; особое правило о разрешении Генерального прокурора сохранено.</w:t>
+        <w:t>Было → стало: единая формула со ссылкой на ч. 4 ст. 19 ПК; особое правило «с разрешения Генерального прокурора или его заместителей» сохранено.</w:t>
       </w:r>
     </w:p>
     <w:p>
       <w:r>
-        <w:t>Почему: прежний текст был грамматически неполон («…или с разрешения генерального прокурора или его заместителей, случае выявленного ими правонарушения») и не содержал исключения на случай, когда прокурор застигнут при совершении преступления, — хотя для всех иных служащих такое исключение есть.</w:t>
+        <w:t>Почему: прежний текст был оборван («…или с разрешения генерального прокурора или его заместителей, случае выявленного ими правонарушения») и не содержал исключения «застигнут при совершении преступления», которое есть у всех остальных служащих.</w:t>
       </w:r>
     </w:p>
     <w:p>
       <w:r>
-        <w:t>Пример: прокурор в состоянии опьянения устроил стрельбу. Теперь основания его задержания те же, что и для любого служащего, плюс сохранён особый канал — разрешение Генерального прокурора при выявленном правонарушении.</w:t>
+        <w:t>Пример: прокурор в состоянии опьянения открыл стрельбу — задержание по общим основаниям ч. 4 ст. 19 ПК; за мелкое нарушение — только с разрешения Генерального прокурора или его заместителей.</w:t>
+      </w:r>
+    </w:p>
+    <w:p>
+      <w:r>
+        <w:rPr>
+          <w:b/>
+        </w:rPr>
+        <w:t>Новая статья 17.1 Конституционного закона о Сенате — постоянная государственная защита сенаторов</w:t>
+      </w:r>
+    </w:p>
+    <w:p>
+      <w:r>
+        <w:t>Было → стало: сейчас у членов Сената есть только неприкосновенность на время заседания (ст. 17). Вводится постоянная государственная защита сенатора и Спикера на весь срок полномочий: задержать, обыскать или доставить приводом можно только по четырём основаниям ч. 4 ст. 19 ПК (ордер/судебный акт; застигнут при преступлении; угроза жизни или здоровью; требование уполномоченных лиц). «Руководство» для вызова по ст. 19 ПК — Спикер, для Спикера — Губернатор или Вице-губернатор. Принадлежность к Сенату проверяется по удостоверению или списку на портале Сената.</w:t>
+      </w:r>
+    </w:p>
+    <w:p>
+      <w:r>
+        <w:t>Почему: половина сенаторов — представители партий, то есть гражданские лица без какой-либо защиты между заседаниями; сенаторы от ведомств защищены только «при исполнении» в своём ведомстве. Защита вводится в Конституционном законе о Сенате и одновременно признаётся в ч. 4 ст. 19 ПК (ACT. 001), чтобы нижестоящий и вышестоящий акты не расходились. Это не неприкосновенность: за преступление, совершённое на глазах у сотрудника, сенатора задерживают как любого госслужащего, с вызовом прокурора.</w:t>
+      </w:r>
+    </w:p>
+    <w:p>
+      <w:r>
+        <w:t>Пример: сенатора от партии останавливают за превышение скорости и хотят обыскать машину «на всякий случай». Обыск и задержание запрещены — оформляется штраф. Тот же сенатор стреляет в прохожего — задержание по п. «б» ч. 4 ст. 19 ПК, вызываются прокурор и Спикер.</w:t>
       </w:r>
     </w:p>
     <w:sectPr>

--- a/Законы/Законопроекты/ACT. 002 — Пояснительная записка.docx
+++ b/Законы/Законопроекты/ACT. 002 — Пояснительная записка.docx
@@ -121,7 +121,7 @@
     </w:p>
     <w:p>
       <w:r>
-        <w:t>Было → стало: перечислены все случаи, когда неприкосновенного можно задержать (угроза жизни; застигнут при преступлении против жизни; ордер AS/SI/RI или судебный акт); куда везти (участок LSPD/LSCSD, штаб-квартира FIB) и кого уведомлять (ОГП по ст. 19 ПК; лиц, выдающих SI/AS); предельный срок ожидания ордера — 1 час, после чего лицо освобождается; до ордера AS — только первичный обыск (оружие). Проверка документов и требование снять маску досмотром не считаются.</w:t>
+        <w:t>Было → стало: перечислены все случаи, когда неприкосновенного можно задержать (угроза жизни; застигнут при преступлении против жизни; ордер AS/SI/RI или судебный акт); куда везти (участок LSPD/LSCSD, штаб-квартира FIB) и кого уведомлять (ОГП по ст. 19 ПК; лиц, выдающих SI/AS); предельный срок ожидания ордера — 1 час, после чего лицо освобождается; до ордера AS — только первичный обыск на оружие, и делает его сотрудник LSPD/LSCSD/FIB (USSS ничего не изымает). Проверка документов и требование снять маску досмотром не считаются.</w:t>
       </w:r>
     </w:p>
     <w:p>

--- a/Законы/Законопроекты/ACT. 002 — Пояснительная записка.docx
+++ b/Законы/Законопроекты/ACT. 002 — Пояснительная записка.docx
@@ -190,7 +190,7 @@
     </w:p>
     <w:p>
       <w:r>
-        <w:t>Было → стало: сейчас у членов Сената есть только неприкосновенность на время заседания (ст. 17). Вводится постоянная государственная защита сенатора и Спикера на весь срок полномочий: задержать, обыскать или доставить приводом можно только по четырём основаниям ч. 4 ст. 19 ПК (ордер/судебный акт; застигнут при преступлении; угроза жизни или здоровью; требование уполномоченных лиц). «Руководство» для вызова по ст. 19 ПК — Спикер, для Спикера — Губернатор или Вице-губернатор. Принадлежность к Сенату проверяется по удостоверению или списку на портале Сената.</w:t>
+        <w:t>Было → стало: сейчас у членов Сената есть только неприкосновенность на время заседания (ст. 17). Вводится постоянная государственная защита сенатора и Спикера на весь срок полномочий: задержать, обыскать или доставить приводом можно только по четырём основаниям ч. 4 ст. 19 ПК (ордер/судебный акт; застигнут при преступлении; угроза жизни или здоровью; требование уполномоченных лиц). «Руководство» для вызова по ст. 19 ПК — Спикер, для Спикера — Губернатор или Вице-губернатор. Принадлежность к Сенату проверяется по удостоверению или сведениям в Едином реестре штата Сан-Андреас.</w:t>
       </w:r>
     </w:p>
     <w:p>

--- a/Законы/Законопроекты/ACT. 002 — Пояснительная записка.docx
+++ b/Законы/Законопроекты/ACT. 002 — Пояснительная записка.docx
@@ -11,7 +11,7 @@
           <w:b/>
           <w:sz w:val="28"/>
         </w:rPr>
-        <w:t>Пояснительная записка к законопроекту ACT. 002 «О внесении изменений в закон «О системе ордеров», закон «О неприкосновенности», Конституционный закон об ОГП и Конституционный закон о Сенате»</w:t>
+        <w:t>Пояснительная записка к законопроекту ACT. 002 «О внесении изменений в закон «О системе ордеров» и закон «Об обеспечении неприкосновенности»</w:t>
       </w:r>
     </w:p>
     <w:p>
@@ -29,17 +29,17 @@
     </w:p>
     <w:p>
       <w:r>
-        <w:t>Было → стало: (1) ордер DT (привод) авторизуют Генеральный прокурор, его заместители, старшие прокуроры и суд — а не любые «служащие Офиса»; (2) в ордерах AR и AC прямо указано, что территория рейда/оцепления может включать жилое или нежилое помещение и что допускается его обыск — именно на эти ордера теперь ссылается ст. 4 ПК; (3) исполнитель ордера SE «LSSD» заменён на LSCSD. Новых видов ордеров не вводится.</w:t>
+        <w:t>Было → стало: (1) ордер DT (привод) авторизуют Генеральный прокурор, его заместители, старшие прокуроры и суд — а не любые «служащие Офиса»; (2) в ордерах AR и AC прямо указано, что территория рейда/оцепления может включать жилое или нежилое помещение и что допускается его обыск — именно на эти ордера ссылается ст. 4 ПК; (3) исполнитель ордера SE «LSSD» заменён на LSCSD. Новых видов ордеров не вводится.</w:t>
       </w:r>
     </w:p>
     <w:p>
       <w:r>
-        <w:t>Почему: по DT закон противоречил Конституционному закону об ОГП (ст. 19 ч. 14: ордера авторизуют только Генеральный прокурор, заместители и старшие прокуроры). По AR/AC — ПК требовал «ордер на обыск», которого нет в списке; уточнение снимает вопрос без нового ордера. «LSSD» — несуществующее название.</w:t>
+        <w:t>Почему: авторизация ордеров должна быть закреплена за руководящим составом прокуратуры (Генеральный прокурор, заместители, старшие прокуроры) и судом. По AR/AC — ПК требовал законных оснований для проникновения в жилище; уточнение решает этот вопрос без искусственного создания новых видов ордеров. «LSSD» — несуществующее название.</w:t>
       </w:r>
     </w:p>
     <w:p>
       <w:r>
-        <w:t>Пример: у FIB есть данные о складе оружия в гараже. Следователь получает у заместителя Генерального прокурора ордер AC на конкретный адрес с действием «обыск помещения» — это и есть законное основание по ст. 4 ПК.</w:t>
+        <w:t>Пример: у FIB есть оперативные данные о складе нелегального оружия в ангаре. Следователь получает у заместителя Генерального прокурора ордер AC на конкретный адрес с указанием законного действия «обыск помещения» — это и есть законное основание проникновения по ст. 4 ПК.</w:t>
       </w:r>
     </w:p>
     <w:p>
@@ -62,7 +62,7 @@
     </w:p>
     <w:p>
       <w:r>
-        <w:t>Пример: против Директора WN собраны материалы дела. Ордер AS теперь выдаёт Верховный суд, а не старший прокурор.</w:t>
+        <w:t>Пример: против Директора WN собраны материалы уголовного дела. Ордер AS теперь выдаёт Верховный суд, а не рядовой старший прокурор.</w:t>
       </w:r>
     </w:p>
     <w:p>
@@ -80,12 +80,12 @@
     </w:p>
     <w:p>
       <w:r>
-        <w:t>Почему: недопустимость доказательств — ст. 12 ПК; ст. 19 ПК — уведомление о задержании госслужащего.</w:t>
+        <w:t>Почему: недопустимость доказательств регулируется статьёй 12 ПК; статья 19 ПК регламентирует уведомление руководства и ОГП о задержании госслужащего.</w:t>
       </w:r>
     </w:p>
     <w:p>
       <w:r>
-        <w:t>Пример: адвокат просит исключить доказательства по отозванному ордеру; прокурор возражал, что «ст. 19 ПК ни о чём таком не говорит». Теперь ссылка верная.</w:t>
+        <w:t>Пример: защита ходатайствует об исключении улик, полученных по отозванному ордеру. Ссылка строго указывает на статью 12 ПК.</w:t>
       </w:r>
     </w:p>
     <w:p>
@@ -103,12 +103,12 @@
     </w:p>
     <w:p>
       <w:r>
-        <w:t>Почему: пункт говорил об «ордере на арест», а примечание к нему — об ордере RI (снятие статуса). Это разные инструменты с разными выдающими лицами (RI — только Губернатор, Вице-губернатор, Генеральный прокурор, заместители, суд); для приостановления закон об ордерах специально ввёл SI (ст. 6 ч. 8).</w:t>
+        <w:t>Почему: пункт говорил об «ордере на арест», а примечание к нему — об ордере RI (снятие статуса). Это разные правовые акты (RI снимает статус окончательно, SI — приостанавливает на срок ордера).</w:t>
       </w:r>
     </w:p>
     <w:p>
       <w:r>
-        <w:t>Пример: заместитель главы департамента задержан за покушение на убийство. Прокурор выдаёт SI — статус приостановлен на срок ордера; полностью снять статус можно только через RI.</w:t>
+        <w:t>Пример: заместитель главы департамента задержан по подозрению в тяжком преступлении. Прокурор выдаёт ордер SI — статус приостановлен на срок действия ордера для проведения следственных действий.</w:t>
       </w:r>
     </w:p>
     <w:p>
@@ -121,86 +121,17 @@
     </w:p>
     <w:p>
       <w:r>
-        <w:t>Было → стало: перечислены все случаи, когда неприкосновенного можно задержать (угроза жизни; застигнут при преступлении против жизни; ордер AS/SI/RI или судебный акт); куда везти (участок LSPD/LSCSD, штаб-квартира FIB) и кого уведомлять (ОГП по ст. 19 ПК; лиц, выдающих SI/AS); предельный срок ожидания ордера — 1 час, после чего лицо освобождается; до ордера AS — только первичный обыск на оружие, и делает его сотрудник LSPD/LSCSD/FIB (USSS ничего не изымает). Проверка документов и требование снять маску досмотром не считаются.</w:t>
+        <w:t>Было → стало: перечислены все законные случаи, когда неприкосновенного можно задержать (угроза жизни; застигнут при преступлении против жизни; ордер AS/SI/RI или судебный акт); куда везти (участок LSPD/LSCSD, штаб-квартира FIB) и кого уведомлять (ОГП по ст. 19 ПК; уполномоченных лиц); предельный срок ожидания ордера — 1 час, после чего лицо освобождается; до ордера AS — только первичный обыск на оружие без изъятия силами LSPD/LSCSD/FIB. Проверка документов и требование снять маску досмотром не считаются.</w:t>
       </w:r>
     </w:p>
     <w:p>
       <w:r>
-        <w:t>Почему: часть 1 разрешала задержание только при угрозе жизни, а часть 2 сразу описывала задержание «за преступление против жизни» — статья противоречила сама себе; срока ожидания решения не было; без проверки документов невозможно даже установить, что перед сотрудником неприкосновенное лицо.</w:t>
+        <w:t>Почему: часть 1 разрешала задержание только при угрозе жизни, а часть 2 сразу описывала задержание «за преступление против жизни» — статья противоречила сама себе; не было предельного срока ожидания решения (человека могли держать часами); без проверки документов невозможно установить статус неприкосновенности.</w:t>
       </w:r>
     </w:p>
     <w:p>
       <w:r>
-        <w:t>Пример: неприкосновенное лицо стреляет по прохожим. Его везут в участок, уведомляют ОГП и Генерального прокурора. Ордер SI выдан через 20 минут — процесс идёт по ПК; ордера нет через час — лицо освобождается, материалы уходят в ОГП.</w:t>
-      </w:r>
-    </w:p>
-    <w:p>
-      <w:r>
-        <w:rPr>
-          <w:b/>
-        </w:rPr>
-        <w:t>Статьи 19 и 37 Конституционного закона об ОГП — авторизация ордеров</w:t>
-      </w:r>
-    </w:p>
-    <w:p>
-      <w:r>
-        <w:t>Было → стало: старшим прокурорам добавлено право авторизовать DT (привод); обе статьи синхронизированы между собой и с законом об ордерах.</w:t>
-      </w:r>
-    </w:p>
-    <w:p>
-      <w:r>
-        <w:t>Почему: закон об ордерах разрешал DT любым «служащим ОГП», Конституционный закон — только Генеральному прокурору, заместителям и старшим прокурорам (последним — лишь AS и AI). Конституционный закон выше, поэтому закон об ордерах приведён к нему (ACT. 002, ст. 6), а привод — рутинная мера, которую логично доверить старшему прокурору.</w:t>
-      </w:r>
-    </w:p>
-    <w:p>
-      <w:r>
-        <w:t>Пример: свидетель дважды не явился на допрос к прокурору. Старший прокурор авторизует DT, исполняет любой силовой орган.</w:t>
-      </w:r>
-    </w:p>
-    <w:p>
-      <w:r>
-        <w:rPr>
-          <w:b/>
-        </w:rPr>
-        <w:t>Статья 40 Конституционного закона об ОГП — защита служащего ОГП</w:t>
-      </w:r>
-    </w:p>
-    <w:p>
-      <w:r>
-        <w:t>Было → стало: единая формула со ссылкой на ч. 4 ст. 19 ПК; особое правило «с разрешения Генерального прокурора или его заместителей» сохранено.</w:t>
-      </w:r>
-    </w:p>
-    <w:p>
-      <w:r>
-        <w:t>Почему: прежний текст был оборван («…или с разрешения генерального прокурора или его заместителей, случае выявленного ими правонарушения») и не содержал исключения «застигнут при совершении преступления», которое есть у всех остальных служащих.</w:t>
-      </w:r>
-    </w:p>
-    <w:p>
-      <w:r>
-        <w:t>Пример: прокурор в состоянии опьянения открыл стрельбу — задержание по общим основаниям ч. 4 ст. 19 ПК; за мелкое нарушение — только с разрешения Генерального прокурора или его заместителей.</w:t>
-      </w:r>
-    </w:p>
-    <w:p>
-      <w:r>
-        <w:rPr>
-          <w:b/>
-        </w:rPr>
-        <w:t>Новая статья 17.1 Конституционного закона о Сенате — постоянная государственная защита сенаторов</w:t>
-      </w:r>
-    </w:p>
-    <w:p>
-      <w:r>
-        <w:t>Было → стало: сейчас у членов Сената есть только неприкосновенность на время заседания (ст. 17). Вводится постоянная государственная защита сенатора и Спикера на весь срок полномочий: задержать, обыскать или доставить приводом можно только по четырём основаниям ч. 4 ст. 19 ПК (ордер/судебный акт; застигнут при преступлении; угроза жизни или здоровью; требование уполномоченных лиц). «Руководство» для вызова по ст. 19 ПК — Спикер, для Спикера — Губернатор или Вице-губернатор. Принадлежность к Сенату проверяется по удостоверению или сведениям в Едином реестре штата Сан-Андреас.</w:t>
-      </w:r>
-    </w:p>
-    <w:p>
-      <w:r>
-        <w:t>Почему: половина сенаторов — представители партий, то есть гражданские лица без какой-либо защиты между заседаниями; сенаторы от ведомств защищены только «при исполнении» в своём ведомстве. Защита вводится в Конституционном законе о Сенате и одновременно признаётся в ч. 4 ст. 19 ПК (ACT. 001), чтобы нижестоящий и вышестоящий акты не расходились. Это не неприкосновенность: за преступление, совершённое на глазах у сотрудника, сенатора задерживают как любого госслужащего, с вызовом прокурора.</w:t>
-      </w:r>
-    </w:p>
-    <w:p>
-      <w:r>
-        <w:t>Пример: сенатора от партии останавливают за превышение скорости и хотят обыскать машину «на всякий случай». Обыск и задержание запрещены — оформляется штраф. Тот же сенатор стреляет в прохожего — задержание по п. «б» ч. 4 ст. 19 ПК, вызываются прокурор и Спикер.</w:t>
+        <w:t>Пример: неприкосновенный чиновник открыл стрельбу на улице. Его задерживают, доставляют в участок шерифа, уведомляют ОГП и Генерального прокурора. Ордер SI авторизован через 20 минут — процесс продолжается по нормам ПК. Если через 60 минут ордер не поступил — гражданин освобождается, а видеозапись направляется в прокуратуру.</w:t>
       </w:r>
     </w:p>
     <w:sectPr>

--- a/Законы/Законопроекты/ACT. 002 — Пояснительная записка.docx
+++ b/Законы/Законопроекты/ACT. 002 — Пояснительная записка.docx
@@ -75,17 +75,17 @@
     </w:p>
     <w:p>
       <w:r>
-        <w:t>Было → стало: ссылка на ст. 19 ПК заменена на ст. 12 ПК.</w:t>
+        <w:t>Было → стало: ошибочная жесткая ссылка на «статью 19 Процессуального кодекса» заменена на гибкую отсылку к порядку, установленному действующим законодательством штата San-Andreas.</w:t>
       </w:r>
     </w:p>
     <w:p>
       <w:r>
-        <w:t>Почему: недопустимость доказательств регулируется статьёй 12 ПК; статья 19 ПК регламентирует уведомление руководства и ОГП о задержании госслужащего.</w:t>
+        <w:t>Почему: недопустимость доказательств регулируется ст. 12 ПК, в то время как ст. 19 посвящена уведомлению руководства и ОГП. Замена на гибкую формулировку исключает ошибку и защищает норму от поломок при изменении структуры кодекса.</w:t>
       </w:r>
     </w:p>
     <w:p>
       <w:r>
-        <w:t>Пример: защита ходатайствует об исключении улик, полученных по отозванному ордеру. Ссылка строго указывает на статью 12 ПК.</w:t>
+        <w:t>Пример: защита ходатайствует об исключении доказательств, собранных по отозванному ордеру. Норма прямо отсылает к законодательству, гарантируя правовую определенность.</w:t>
       </w:r>
     </w:p>
     <w:p>
